--- a/eng/docx/20.content.docx
+++ b/eng/docx/20.content.docx
@@ -136,13 +136,6 @@
         <w:rPr>
           <w:lang w:val="en_US" w:bidi="en_US"/>
         </w:rPr>
-      </w:r>
-      <w:r>
-        <w:rPr>
-          <w:i/>
-          <w:lang w:val="en_US" w:bidi="en_US"/>
-        </w:rPr>
-        <w:t>Proverbs 1:1, Proverbs 1:3, Proverbs 1:5, Proverbs 1:7, Proverbs 1:8, Proverbs 1:10, Proverbs 1:13, Proverbs 1:16, Proverbs 1:19, Proverbs 1:20–21, Proverbs 1:24–25, Proverbs 1:26, Proverbs 1:28, Proverbs 1:31, Proverbs 1:33, Proverbs 2:1, Proverbs 2:3–4, Proverbs 2:5, Proverbs 2:7, Proverbs 2:9, Proverbs 2:11–13, Proverbs 2:15, Proverbs 2:17, Proverbs 2:18, Proverbs 2:20, Proverbs 2:21, Proverbs 2:22, Proverbs 3:1–2, Proverbs 3:3, Proverbs 3:5, Proverbs 3:7, Proverbs 3:9, Proverbs 3:12, Proverbs 3:14, Proverbs 3:17, Proverbs 3:19, Proverbs 3:21–22, Proverbs 3:24, Proverbs 3:25, Proverbs 3:27, Proverbs 3:29, Proverbs 3:32, Proverbs 3:34, Proverbs 3:35, Proverbs 4:1–2, Proverbs 4:4, Proverbs 4:6, Proverbs 4:8–9, Proverbs 4:11, Proverbs 4:13, Proverbs 4:14–15, Proverbs 4:16, Proverbs 4:18, Proverbs 4:19, Proverbs 4:23, Proverbs 4:24, Proverbs 4:25, Proverbs 5:1, Proverbs 5:4, Proverbs 5:5, Proverbs 5:8, Proverbs 5:9, Proverbs 5:11, Proverbs 5:12, Proverbs 5:15, Proverbs 5:18, Proverbs 5:19, Proverbs 5:21, Proverbs 5:22, Proverbs 6:1–2, Proverbs 6:3, Proverbs 6:6, Proverbs 6:8, Proverbs 6:11, Proverbs 6:12, Proverbs 6:15, Proverbs 6:16, Proverbs 6:18, Proverbs 6:19, Proverbs 6:23, Proverbs 6:26, Proverbs 6:30, Proverbs 6:32, Proverbs 6:35, Proverbs 7:1–2, Proverbs 7:4–5, Proverbs 7:6–7, Proverbs 7:10, Proverbs 7:12, Proverbs 7:14, Proverbs 7:15, Proverbs 7:16–18, Proverbs 7:19, Proverbs 7:22, Proverbs 7:23, Proverbs 7:25, Proverbs 7:27, Proverbs 8:1–3, Proverbs 8:4, Proverbs 8:6–7, Proverbs 8:11, Proverbs 8:13, Proverbs 8:15–16, Proverbs 8:19, Proverbs 8:21, Proverbs 8:23, Proverbs 8:26–27, Proverbs 8:30, Proverbs 8:31, Proverbs 8:35, Proverbs 8:36, Proverbs 9:1, Proverbs 9:3–4, Proverbs 9:6, Proverbs 9:7–8, Proverbs 9:8, Proverbs 9:10, Proverbs 9:10 (#2), Proverbs 9:13, Proverbs 9:17, Proverbs 9:18, Proverbs 10:1, Proverbs 10:3, Proverbs 10:4, Proverbs 10:6, Proverbs 10:8, Proverbs 10:12, Proverbs 10:13, Proverbs 10:17, Proverbs 10:19, Proverbs 10:22, Proverbs 10:25, Proverbs 10:26, Proverbs 10:27, Proverbs 10:29, Proverbs 10:31, Proverbs 11:2, Proverbs 11:4, Proverbs 11:6, Proverbs 11:8, Proverbs 11:9, Proverbs 11:13, Proverbs 11:15, Proverbs 11:18, Proverbs 11:20, Proverbs 11:21, Proverbs 11:24, Proverbs 11:25, Proverbs 11:28, Proverbs 11:30, Proverbs 11:31, Proverbs 12:1, Proverbs 12:2, Proverbs 12:4, Proverbs 12:5, Proverbs 12:7, Proverbs 12:10, Proverbs 12:13, Proverbs 12:15, Proverbs 12:18, Proverbs 12:20, Proverbs 12:22, Proverbs 12:24, Proverbs 12:26, Proverbs 12:28, Proverbs 13:1, Proverbs 13:3, Proverbs 13:4, Proverbs 13:7, Proverbs 13:8, Proverbs 13:10, Proverbs 13:11, Proverbs 13:14, Proverbs 13:16, Proverbs 13:18, Proverbs 13:20, Proverbs 13:22, Proverbs 13:24, Proverbs 13:25, Proverbs 14:1, Proverbs 14:2, Proverbs 14:5, Proverbs 14:7, Proverbs 14:11, Proverbs 14:11 (#2), Proverbs 14:14, Proverbs 14:16, Proverbs 14:17, Proverbs 14:19, Proverbs 14:22, Proverbs 14:23, Proverbs 14:27, Proverbs 14:29, Proverbs 14:31, Proverbs 14:34, Proverbs 15:1, Proverbs 15:3, Proverbs 15:5, Proverbs 15:8, Proverbs 15:10, Proverbs 15:13, Proverbs 15:16, Proverbs 15:18, Proverbs 15:20, Proverbs 15:22, Proverbs 15:25, Proverbs 15:28, Proverbs 15:31, Proverbs 15:33, Proverbs 16:2, Proverbs 16:4, Proverbs 16:6, Proverbs 16:9, Proverbs 16:12, Proverbs 16:14, Proverbs 16:16, Proverbs 16:18, Proverbs 16:20, Proverbs 16:23, Proverbs 16:25, Proverbs 16:28, Proverbs 16:30, Proverbs 16:31, Proverbs 16:32, Proverbs 16:33, Proverbs 17:2, Proverbs 17:4, Proverbs 17:5, Proverbs 17:8, Proverbs 17:10, Proverbs 17:12, Proverbs 17:14, Proverbs 17:15, Proverbs 17:18, Proverbs 17:20, Proverbs 17:22, Proverbs 17:25, Proverbs 17:28, Proverbs 18:2, Proverbs 18:3, Proverbs 18:6, Proverbs 18:8, Proverbs 18:10, Proverbs 18:12, Proverbs 18:14, Proverbs 18:17, Proverbs 18:19, Proverbs 18:21, Proverbs 18:23, Proverbs 19:2, Proverbs 19:5, Proverbs 19:7, Proverbs 19:8, Proverbs 19:11, Proverbs 19:13, Proverbs 19:14, Proverbs 19:17, Proverbs 19:19, Proverbs 19:20, Proverbs 19:23, Proverbs 19:24, Proverbs 19:26, Proverbs 19:28, Proverbs 20:2, Proverbs 20:3, Proverbs 20:6, Proverbs 20:9, Proverbs 20:11, Proverbs 20:13, Proverbs 20:15, Proverbs 20:17, Proverbs 20:20, Proverbs 20:22, Proverbs 20:25, Proverbs 20:28, Proverbs 20:29, Proverbs 21:1, Proverbs 21:3, Proverbs 21:6, Proverbs 21:7, Proverbs 21:10, Proverbs 21:11, Proverbs 21:14, Proverbs 21:16, Proverbs 21:19, Proverbs 21:22, Proverbs 21:24, Proverbs 21:27, Proverbs 21:30, Proverbs 21:31, Proverbs 22:2, Proverbs 22:4, Proverbs 22:6, Proverbs 22:7, Proverbs 22:10, Proverbs 22:13, Proverbs 22:14, Proverbs 22:15, Proverbs 22:19, Proverbs 22:22, Proverbs 22:23, Proverbs 22:25, Proverbs 22:27, Proverbs 22:28, Proverbs 23:1, Proverbs 23:4, Proverbs 23:5, Proverbs 23:7, Proverbs 23:9, Proverbs 23:11, Proverbs 23:13, Proverbs 23:16, Proverbs 23:20, Proverbs 23:23, Proverbs 23:26, Proverbs 23:28, Proverbs 23:29–30, Proverbs 23:33, Proverbs 23:35, Proverbs 24:1, Proverbs 24:3, Proverbs 24:5, Proverbs 24:8, Proverbs 24:10, Proverbs 24:12, Proverbs 24:15, Proverbs 24:17–18, Proverbs 24:20, Proverbs 24:21, Proverbs 24:24, Proverbs 24:26, Proverbs 24:29, Proverbs 24:30–31, Proverbs 24:34, Proverbs 25:1, Proverbs 25:2, Proverbs 25:5, Proverbs 25:7, Proverbs 25:7–8, Proverbs 25:13, Proverbs 25:15, Proverbs 25:17, Proverbs 25:19, Proverbs 25:21, Proverbs 25:22, Proverbs 26:2, Proverbs 26:4, Proverbs 26:6, Proverbs 26:10, Proverbs 26:11, Proverbs 26:14, Proverbs 26:16, Proverbs 26:19, Proverbs 26:21, Proverbs 26:24, Proverbs 26:27, Proverbs 26:28, Proverbs 27:1, Proverbs 27:3, Proverbs 27:6, Proverbs 27:7, Proverbs 27:10, Proverbs 27:12, Proverbs 27:14, Proverbs 27:15–16, Proverbs 27:17, Proverbs 27:20, Proverbs 27:22, Proverbs 27:24, Proverbs 27:26, Proverbs 28:1, Proverbs 28:4, Proverbs 28:6, Proverbs 28:8, Proverbs 28:10, Proverbs 28:12, Proverbs 28:13, Proverbs 28:16, Proverbs 28:17, Proverbs 28:19, Proverbs 28:22, Proverbs 28:25, Proverbs 28:27, Proverbs 29:1, Proverbs 29:3, Proverbs 29:6, Proverbs 29:8, Proverbs 29:10, Proverbs 29:11, Proverbs 29:14, Proverbs 29:17, Proverbs 29:18, Proverbs 29:20, Proverbs 29:23, Proverbs 29:25, Proverbs 29:27, Proverbs 30:1, Proverbs 30:3, Proverbs 30:6, Proverbs 30:8, Proverbs 30:9, Proverbs 30:11–12, Proverbs 30:14, Proverbs 30:15–16, Proverbs 30:19, Proverbs 30:22, Proverbs 30:27, Proverbs 30:30, Proverbs 30:32, Proverbs 30:33, Proverbs 31:1, Proverbs 31:3, Proverbs 31:5, Proverbs 31:7, Proverbs 31:9, Proverbs 31:10, Proverbs 31:12, Proverbs 31:15, Proverbs 31:17, Proverbs 31:20, Proverbs 31:23, Proverbs 31:26, Proverbs 31:28, Proverbs 31:30</w:t>
       </w:r>
       <w:r>
         <w:rPr>

--- a/eng/docx/20.content.docx
+++ b/eng/docx/20.content.docx
@@ -123,19 +123,6 @@
           <w:lang w:val="en_US" w:bidi="en_US"/>
         </w:rPr>
         <w:t>PRO</w:t>
-      </w:r>
-      <w:r>
-        <w:rPr>
-          <w:lang w:val="en_US" w:bidi="en_US"/>
-        </w:rPr>
-      </w:r>
-    </w:p>
-    <w:p>
-      <w:pPr/>
-      <w:r>
-        <w:rPr>
-          <w:lang w:val="en_US" w:bidi="en_US"/>
-        </w:rPr>
       </w:r>
       <w:r>
         <w:rPr>

--- a/eng/docx/20.content.docx
+++ b/eng/docx/20.content.docx
@@ -19,7 +19,7 @@
         <w:rPr>
           <w:lang w:val="en_US" w:bidi="en_US"/>
         </w:rPr>
-        <w:t>Resource: Translation Questions (unfoldingWord)</w:t>
+        <w:t>Resource: unfoldingWord® Translation Questions</w:t>
       </w:r>
       <w:r>
         <w:rPr>
@@ -85,7 +85,7 @@
         <w:rPr>
           <w:lang w:val="en_US" w:bidi="en_US"/>
         </w:rPr>
-        <w:t>Translation Questions (unfoldingWord)</w:t>
+        <w:t>unfoldingWord® Translation Questions</w:t>
       </w:r>
     </w:p>
     <w:p>
